--- a/resources/a-level-business-revision-pack/TBS-A-Level-Business-Revision-Pack-EDITABLE.docx
+++ b/resources/a-level-business-revision-pack/TBS-A-Level-Business-Revision-Pack-EDITABLE.docx
@@ -165,7 +165,7 @@
           <w:b w:val="0"/>
           <w:i w:val="0"/>
         </w:rPr>
-        <w:t>In 2025, Greggs opened its 2,600th UK store and reported that bulk-buying flour across its supply chain reduced unit cost per sausage roll by approximately 6%.</w:t>
+        <w:t>In 2024 Greggs passed 2,600 UK shops, ending the year with 2,618 trading. Assume for this question that bulk buying flour across its supply chain has cut the ingredient cost of a sausage roll by 6%.</w:t>
       </w:r>
     </w:p>
     <w:p>
@@ -381,7 +381,7 @@
           <w:b w:val="0"/>
           <w:i w:val="0"/>
         </w:rPr>
-        <w:t>JD Sports reported revenue of £10,500m and cost of sales of £5,250m in its 2024/25 annual report.</w:t>
+        <w:t>JD Sports reported revenue of £11,458m and cost of sales of £5,995m for the 52 weeks to 1 February 2025.</w:t>
       </w:r>
     </w:p>
     <w:p>
@@ -482,7 +482,7 @@
           </w:tcPr>
           <w:p>
             <w:r>
-              <w:t>Correct method shown: Gross profit = £10,500m - £5,250m = £5,250m. Gross profit margin = (£5,250m ÷ £10,500m) × 100 = 50%. Award full marks for correct answer with working; 3 marks for correct method but arithmetic slip.</w:t>
+              <w:t>Correct method shown: Gross profit = £11,458m - £5,995m = £5,463m. Gross profit margin = (£5,463m ÷ £11,458m) × 100 = 47.7% (1 d.p.). Award full marks for correct answer with working; 3 marks for correct method but arithmetic slip.</w:t>
             </w:r>
           </w:p>
         </w:tc>
@@ -514,7 +514,7 @@
           </w:tcPr>
           <w:p>
             <w:r>
-              <w:t>Some correct calculation step shown (e.g. correctly identifies gross profit as £5,250m) but final answer wrong or missing.</w:t>
+              <w:t>Some correct calculation step shown (e.g. correctly identifies gross profit as £5,463m) but final answer wrong or missing.</w:t>
             </w:r>
           </w:p>
         </w:tc>
@@ -1377,7 +1377,7 @@
           <w:b w:val="0"/>
           <w:i w:val="0"/>
         </w:rPr>
-        <w:t>Wetherspoon operates 800+ UK pubs with prices significantly below industry average. Its 2024 results showed a 3.8% operating margin (industry average 7.2%) but like-for-like sales grew 5.6%, faster than the pub sector overall.</w:t>
+        <w:t>Wetherspoon operated 800 managed UK pubs with prices significantly below the industry average. Its results for the 52 weeks to 28 July 2024 showed revenue of £2,035.5m, like-for-like sales up 5.1%, and an operating margin of 6.9% before separately disclosed items, rebuilt from 5.6% the year before.</w:t>
       </w:r>
     </w:p>
     <w:p>
@@ -1478,7 +1478,7 @@
           </w:tcPr>
           <w:p>
             <w:r>
-              <w:t>Identifies Wetherspoon as cost leadership. Develops with chains of reasoning: high volume → fixed cost absorption → lower break-even. Links to data: 3.8% vs 7.2% margin BUT 5.6% sales growth. Recognises tension, sustainable in cost-of-living downturn, vulnerable to wage inflation.</w:t>
+              <w:t>Identifies Wetherspoon as cost leadership. Develops with chains of reasoning: high volume → fixed cost absorption → lower break-even. Links to data: a 6.9% operating margin rebuilt from 5.6% the year before, on 5.1% like-for-like sales growth. Recognises tension, sustainable in cost-of-living downturn, vulnerable to wage inflation.</w:t>
             </w:r>
           </w:p>
         </w:tc>
@@ -2125,7 +2125,7 @@
           <w:b w:val="0"/>
           <w:i w:val="0"/>
         </w:rPr>
-        <w:t>Tesla announced a 14% global workforce reduction in 2024, approximately 14,000 jobs. CEO Elon Musk described it as essential to 'reduce headcount and reduce costs'. Industry analysts noted that Tesla's remaining staff faced increased workloads, while several senior managers resigned.</w:t>
+        <w:t>Tesla announced in April 2024 that it would cut its global headcount by more than 10%, reported as around 14,000 jobs. CEO Elon Musk described it as essential to 'reduce headcount and reduce costs'. Industry analysts noted that Tesla's remaining staff faced increased workloads, while several senior managers resigned.</w:t>
       </w:r>
     </w:p>
     <w:p>
@@ -2407,7 +2407,7 @@
           <w:b w:val="0"/>
           <w:i w:val="0"/>
         </w:rPr>
-        <w:t>In 2024, M&amp;S suffered a major cyber-attack that took online clothing sales offline for approximately 6 weeks. Estimated lost revenue: £300m. The company restored systems in stages and publicly committed to a £25m investment in IT resilience.</w:t>
+        <w:t>In April 2025, M&amp;S suffered a major cyber-attack that took online clothing orders offline for 46 days. M&amp;S estimated the hit to full-year operating profit at around £300m. The company restored systems in stages, and its half-year results showed statutory profit before tax down from £391.9m to £3.4m, cushioned by an insurance payout of around £100m.</w:t>
       </w:r>
     </w:p>
     <w:p>
@@ -2508,7 +2508,7 @@
           </w:tcPr>
           <w:p>
             <w:r>
-              <w:t>Sustained evaluation with developed judgement. Multiple dimensions: operational, financial, reputational, regulatory (data protection), strategic. Strong application of M&amp;S figures (£300m, 6 weeks, £25m) integrated throughout, not just dropped in. Recognises trade-off: cost of contingency vs. cost of disruption. Conclusion weighs key argument.</w:t>
+              <w:t>Sustained evaluation with developed judgement. Multiple dimensions: operational, financial, reputational, regulatory (data protection), strategic. Strong application of M&amp;S figures (£300m, 46 days, £100m insurance) integrated throughout, not just dropped in. Recognises trade-off: cost of contingency vs. cost of disruption. Conclusion weighs key argument.</w:t>
             </w:r>
           </w:p>
         </w:tc>
@@ -2682,7 +2682,7 @@
         </w:rPr>
         <w:t>Examiner tip. 20-mark questions reward depth over breadth. Better to develop three points fully than to list six weakly.</w:t>
         <w:br/>
-        <w:t>The M&amp;S figures must work for you: £300m lost vs. £25m invested = a 12× payback ratio on resilience spend. That</w:t>
+        <w:t>The M&amp;S figures must work for you: a £300m hit to operating profit against an insurance payout of about £100m means insurance absorbed roughly a third of the damage, and the rest came straight off the year's profit. That</w:t>
         <w:br/>
         <w:t>kind of explicit comparison is what separates Level 4 from Level 5.</w:t>
       </w:r>
